--- a/gov_paper/deliverables/Paper2_FA_Pressure_Configuration.docx
+++ b/gov_paper/deliverables/Paper2_FA_Pressure_Configuration.docx
@@ -11944,467 +11944,1118 @@
     </w:p>
     <w:p>
       <w:pPr>
-        <w:spacing w:before="0" w:after="30" w:line="240" w:lineRule="auto"/>
+        <w:spacing w:before="0" w:after="40" w:line="240" w:lineRule="auto"/>
+        <w:ind w:left="567" w:hanging="567"/>
         <w:jc w:val="left"/>
       </w:pPr>
       <w:r>
         <w:rPr>
           <w:rFonts w:ascii="Times New Roman" w:hAnsi="Times New Roman" w:cs="Times New Roman" w:eastAsia="Times New Roman"/>
-          <w:sz w:val="24"/>
-          <w:szCs w:val="24"/>
-          <w:lang w:val="en-US" w:bidi="fa-IR"/>
-        </w:rPr>
-        <w:t xml:space="preserve">Brignall, S., &amp; Modell, S. (2000). An institutional perspective on performance measurement and management in the “new public sector”. //Management Accounting Research, 11//(3), 281–306. https://doi.org/10.1006/mare.2000.0136</w:t>
-      </w:r>
-    </w:p>
-    <w:p>
-      <w:pPr>
-        <w:spacing w:before="0" w:after="30" w:line="240" w:lineRule="auto"/>
+          <w:sz w:val="22"/>
+          <w:szCs w:val="22"/>
+          <w:lang w:val="en-US" w:bidi="fa-IR"/>
+        </w:rPr>
+        <w:t xml:space="preserve">Brignall, S., &amp; Modell, S. (2000). An institutional perspective on performance measurement and management in the “new public sector”. </w:t>
+      </w:r>
+      <w:r>
+        <w:rPr>
+          <w:rFonts w:ascii="Times New Roman" w:hAnsi="Times New Roman" w:cs="Times New Roman" w:eastAsia="Times New Roman"/>
+          <w:i/>
+          <w:iCs/>
+          <w:sz w:val="22"/>
+          <w:szCs w:val="22"/>
+          <w:lang w:val="en-US" w:bidi="fa-IR"/>
+        </w:rPr>
+        <w:t xml:space="preserve">Management Accounting Research, 11</w:t>
+      </w:r>
+      <w:r>
+        <w:rPr>
+          <w:rFonts w:ascii="Times New Roman" w:hAnsi="Times New Roman" w:cs="Times New Roman" w:eastAsia="Times New Roman"/>
+          <w:sz w:val="22"/>
+          <w:szCs w:val="22"/>
+          <w:lang w:val="en-US" w:bidi="fa-IR"/>
+        </w:rPr>
+        <w:t xml:space="preserve">(3), 281–306. https://doi.org/10.1006/mare.2000.0136</w:t>
+      </w:r>
+    </w:p>
+    <w:p>
+      <w:pPr>
+        <w:spacing w:before="0" w:after="40" w:line="240" w:lineRule="auto"/>
+        <w:ind w:left="567" w:hanging="567"/>
         <w:jc w:val="left"/>
       </w:pPr>
       <w:r>
         <w:rPr>
           <w:rFonts w:ascii="Times New Roman" w:hAnsi="Times New Roman" w:cs="Times New Roman" w:eastAsia="Times New Roman"/>
-          <w:sz w:val="24"/>
-          <w:szCs w:val="24"/>
-          <w:lang w:val="en-US" w:bidi="fa-IR"/>
-        </w:rPr>
-        <w:t xml:space="preserve">Bromley, P., &amp; Powell, W. W. (2012). From smoke and mirrors to walking the talk: Decoupling in the contemporary world. //Academy of Management Annals, 6//(1), 483–530. https://doi.org/10.5465/19416520.2012.684462</w:t>
-      </w:r>
-    </w:p>
-    <w:p>
-      <w:pPr>
-        <w:spacing w:before="0" w:after="30" w:line="240" w:lineRule="auto"/>
+          <w:sz w:val="22"/>
+          <w:szCs w:val="22"/>
+          <w:lang w:val="en-US" w:bidi="fa-IR"/>
+        </w:rPr>
+        <w:t xml:space="preserve">Bromley, P., &amp; Powell, W. W. (2012). From smoke and mirrors to walking the talk: Decoupling in the contemporary world. </w:t>
+      </w:r>
+      <w:r>
+        <w:rPr>
+          <w:rFonts w:ascii="Times New Roman" w:hAnsi="Times New Roman" w:cs="Times New Roman" w:eastAsia="Times New Roman"/>
+          <w:i/>
+          <w:iCs/>
+          <w:sz w:val="22"/>
+          <w:szCs w:val="22"/>
+          <w:lang w:val="en-US" w:bidi="fa-IR"/>
+        </w:rPr>
+        <w:t xml:space="preserve">Academy of Management Annals, 6</w:t>
+      </w:r>
+      <w:r>
+        <w:rPr>
+          <w:rFonts w:ascii="Times New Roman" w:hAnsi="Times New Roman" w:cs="Times New Roman" w:eastAsia="Times New Roman"/>
+          <w:sz w:val="22"/>
+          <w:szCs w:val="22"/>
+          <w:lang w:val="en-US" w:bidi="fa-IR"/>
+        </w:rPr>
+        <w:t xml:space="preserve">(1), 483–530. https://doi.org/10.5465/19416520.2012.684462</w:t>
+      </w:r>
+    </w:p>
+    <w:p>
+      <w:pPr>
+        <w:spacing w:before="0" w:after="40" w:line="240" w:lineRule="auto"/>
+        <w:ind w:left="567" w:hanging="567"/>
         <w:jc w:val="left"/>
       </w:pPr>
       <w:r>
         <w:rPr>
           <w:rFonts w:ascii="Times New Roman" w:hAnsi="Times New Roman" w:cs="Times New Roman" w:eastAsia="Times New Roman"/>
-          <w:sz w:val="24"/>
-          <w:szCs w:val="24"/>
-          <w:lang w:val="en-US" w:bidi="fa-IR"/>
-        </w:rPr>
-        <w:t xml:space="preserve">Chen, F. F. (2007). Sensitivity of goodness of fit indexes to lack of measurement invariance. //Structural Equation Modeling, 14//(3), 464–504. https://doi.org/10.1080/10705510701301834</w:t>
-      </w:r>
-    </w:p>
-    <w:p>
-      <w:pPr>
-        <w:spacing w:before="0" w:after="30" w:line="240" w:lineRule="auto"/>
+          <w:sz w:val="22"/>
+          <w:szCs w:val="22"/>
+          <w:lang w:val="en-US" w:bidi="fa-IR"/>
+        </w:rPr>
+        <w:t xml:space="preserve">Chen, F. F. (2007). Sensitivity of goodness of fit indexes to lack of measurement invariance. </w:t>
+      </w:r>
+      <w:r>
+        <w:rPr>
+          <w:rFonts w:ascii="Times New Roman" w:hAnsi="Times New Roman" w:cs="Times New Roman" w:eastAsia="Times New Roman"/>
+          <w:i/>
+          <w:iCs/>
+          <w:sz w:val="22"/>
+          <w:szCs w:val="22"/>
+          <w:lang w:val="en-US" w:bidi="fa-IR"/>
+        </w:rPr>
+        <w:t xml:space="preserve">Structural Equation Modeling, 14</w:t>
+      </w:r>
+      <w:r>
+        <w:rPr>
+          <w:rFonts w:ascii="Times New Roman" w:hAnsi="Times New Roman" w:cs="Times New Roman" w:eastAsia="Times New Roman"/>
+          <w:sz w:val="22"/>
+          <w:szCs w:val="22"/>
+          <w:lang w:val="en-US" w:bidi="fa-IR"/>
+        </w:rPr>
+        <w:t xml:space="preserve">(3), 464–504. https://doi.org/10.1080/10705510701301834</w:t>
+      </w:r>
+    </w:p>
+    <w:p>
+      <w:pPr>
+        <w:spacing w:before="0" w:after="40" w:line="240" w:lineRule="auto"/>
+        <w:ind w:left="567" w:hanging="567"/>
         <w:jc w:val="left"/>
       </w:pPr>
       <w:r>
         <w:rPr>
           <w:rFonts w:ascii="Times New Roman" w:hAnsi="Times New Roman" w:cs="Times New Roman" w:eastAsia="Times New Roman"/>
-          <w:sz w:val="24"/>
-          <w:szCs w:val="24"/>
-          <w:lang w:val="en-US" w:bidi="fa-IR"/>
-        </w:rPr>
-        <w:t xml:space="preserve">Cheung, G. W., &amp; Rensvold, R. B. (2002). Evaluating goodness-of-fit indexes for testing measurement invariance. //Structural Equation Modeling, 9//(2), 233–255. https://doi.org/10.1207/S15328007SEM0902_5</w:t>
-      </w:r>
-    </w:p>
-    <w:p>
-      <w:pPr>
-        <w:spacing w:before="0" w:after="30" w:line="240" w:lineRule="auto"/>
+          <w:sz w:val="22"/>
+          <w:szCs w:val="22"/>
+          <w:lang w:val="en-US" w:bidi="fa-IR"/>
+        </w:rPr>
+        <w:t xml:space="preserve">Cheung, G. W., &amp; Rensvold, R. B. (2002). Evaluating goodness-of-fit indexes for testing measurement invariance. </w:t>
+      </w:r>
+      <w:r>
+        <w:rPr>
+          <w:rFonts w:ascii="Times New Roman" w:hAnsi="Times New Roman" w:cs="Times New Roman" w:eastAsia="Times New Roman"/>
+          <w:i/>
+          <w:iCs/>
+          <w:sz w:val="22"/>
+          <w:szCs w:val="22"/>
+          <w:lang w:val="en-US" w:bidi="fa-IR"/>
+        </w:rPr>
+        <w:t xml:space="preserve">Structural Equation Modeling, 9</w:t>
+      </w:r>
+      <w:r>
+        <w:rPr>
+          <w:rFonts w:ascii="Times New Roman" w:hAnsi="Times New Roman" w:cs="Times New Roman" w:eastAsia="Times New Roman"/>
+          <w:sz w:val="22"/>
+          <w:szCs w:val="22"/>
+          <w:lang w:val="en-US" w:bidi="fa-IR"/>
+        </w:rPr>
+        <w:t xml:space="preserve">(2), 233–255. https://doi.org/10.1207/S15328007SEM0902_5</w:t>
+      </w:r>
+    </w:p>
+    <w:p>
+      <w:pPr>
+        <w:spacing w:before="0" w:after="40" w:line="240" w:lineRule="auto"/>
+        <w:ind w:left="567" w:hanging="567"/>
         <w:jc w:val="left"/>
       </w:pPr>
       <w:r>
         <w:rPr>
           <w:rFonts w:ascii="Times New Roman" w:hAnsi="Times New Roman" w:cs="Times New Roman" w:eastAsia="Times New Roman"/>
-          <w:sz w:val="24"/>
-          <w:szCs w:val="24"/>
-          <w:lang w:val="en-US" w:bidi="fa-IR"/>
-        </w:rPr>
-        <w:t xml:space="preserve">Christiaens, J., Reyniers, B., &amp; Rollé, C. (2010). Impact of IPSAS on reforming governmental financial information systems: A comparative study. //International Review of Administrative Sciences, 76//(3), 537–554. https://doi.org/10.1177/0020852310372450</w:t>
-      </w:r>
-    </w:p>
-    <w:p>
-      <w:pPr>
-        <w:spacing w:before="0" w:after="30" w:line="240" w:lineRule="auto"/>
+          <w:sz w:val="22"/>
+          <w:szCs w:val="22"/>
+          <w:lang w:val="en-US" w:bidi="fa-IR"/>
+        </w:rPr>
+        <w:t xml:space="preserve">Christiaens, J., Reyniers, B., &amp; Rollé, C. (2010). Impact of IPSAS on reforming governmental financial information systems: A comparative study. </w:t>
+      </w:r>
+      <w:r>
+        <w:rPr>
+          <w:rFonts w:ascii="Times New Roman" w:hAnsi="Times New Roman" w:cs="Times New Roman" w:eastAsia="Times New Roman"/>
+          <w:i/>
+          <w:iCs/>
+          <w:sz w:val="22"/>
+          <w:szCs w:val="22"/>
+          <w:lang w:val="en-US" w:bidi="fa-IR"/>
+        </w:rPr>
+        <w:t xml:space="preserve">International Review of Administrative Sciences, 76</w:t>
+      </w:r>
+      <w:r>
+        <w:rPr>
+          <w:rFonts w:ascii="Times New Roman" w:hAnsi="Times New Roman" w:cs="Times New Roman" w:eastAsia="Times New Roman"/>
+          <w:sz w:val="22"/>
+          <w:szCs w:val="22"/>
+          <w:lang w:val="en-US" w:bidi="fa-IR"/>
+        </w:rPr>
+        <w:t xml:space="preserve">(3), 537–554. https://doi.org/10.1177/0020852310372450</w:t>
+      </w:r>
+    </w:p>
+    <w:p>
+      <w:pPr>
+        <w:spacing w:before="0" w:after="40" w:line="240" w:lineRule="auto"/>
+        <w:ind w:left="567" w:hanging="567"/>
         <w:jc w:val="left"/>
       </w:pPr>
       <w:r>
         <w:rPr>
           <w:rFonts w:ascii="Times New Roman" w:hAnsi="Times New Roman" w:cs="Times New Roman" w:eastAsia="Times New Roman"/>
-          <w:sz w:val="24"/>
-          <w:szCs w:val="24"/>
-          <w:lang w:val="en-US" w:bidi="fa-IR"/>
-        </w:rPr>
-        <w:t xml:space="preserve">Christiaens, J., Vanhee, C., Manes-Rossi, F., Aversano, N., &amp; Van Cauwenberge, P. (2015). The effect of IPSAS on reforming governmental financial reporting: An international comparison. //International Review of Administrative Sciences, 81//(1), 158–177. https://doi.org/10.1177/0020852314546580</w:t>
-      </w:r>
-    </w:p>
-    <w:p>
-      <w:pPr>
-        <w:spacing w:before="0" w:after="30" w:line="240" w:lineRule="auto"/>
+          <w:sz w:val="22"/>
+          <w:szCs w:val="22"/>
+          <w:lang w:val="en-US" w:bidi="fa-IR"/>
+        </w:rPr>
+        <w:t xml:space="preserve">Christiaens, J., Vanhee, C., Manes-Rossi, F., Aversano, N., &amp; Van Cauwenberge, P. (2015). The effect of IPSAS on reforming governmental financial reporting: An international comparison. </w:t>
+      </w:r>
+      <w:r>
+        <w:rPr>
+          <w:rFonts w:ascii="Times New Roman" w:hAnsi="Times New Roman" w:cs="Times New Roman" w:eastAsia="Times New Roman"/>
+          <w:i/>
+          <w:iCs/>
+          <w:sz w:val="22"/>
+          <w:szCs w:val="22"/>
+          <w:lang w:val="en-US" w:bidi="fa-IR"/>
+        </w:rPr>
+        <w:t xml:space="preserve">International Review of Administrative Sciences, 81</w:t>
+      </w:r>
+      <w:r>
+        <w:rPr>
+          <w:rFonts w:ascii="Times New Roman" w:hAnsi="Times New Roman" w:cs="Times New Roman" w:eastAsia="Times New Roman"/>
+          <w:sz w:val="22"/>
+          <w:szCs w:val="22"/>
+          <w:lang w:val="en-US" w:bidi="fa-IR"/>
+        </w:rPr>
+        <w:t xml:space="preserve">(1), 158–177. https://doi.org/10.1177/0020852314546580</w:t>
+      </w:r>
+    </w:p>
+    <w:p>
+      <w:pPr>
+        <w:spacing w:before="0" w:after="40" w:line="240" w:lineRule="auto"/>
+        <w:ind w:left="567" w:hanging="567"/>
         <w:jc w:val="left"/>
       </w:pPr>
       <w:r>
         <w:rPr>
           <w:rFonts w:ascii="Times New Roman" w:hAnsi="Times New Roman" w:cs="Times New Roman" w:eastAsia="Times New Roman"/>
-          <w:sz w:val="24"/>
-          <w:szCs w:val="24"/>
-          <w:lang w:val="en-US" w:bidi="fa-IR"/>
-        </w:rPr>
-        <w:t xml:space="preserve">DiMaggio, P. J., &amp; Powell, W. W. (1983). The iron cage revisited: Institutional isomorphism and collective rationality in organizational fields. //American Sociological Review, 48//(2), 147–160. https://doi.org/10.2307/2095101</w:t>
-      </w:r>
-    </w:p>
-    <w:p>
-      <w:pPr>
-        <w:spacing w:before="0" w:after="30" w:line="240" w:lineRule="auto"/>
+          <w:sz w:val="22"/>
+          <w:szCs w:val="22"/>
+          <w:lang w:val="en-US" w:bidi="fa-IR"/>
+        </w:rPr>
+        <w:t xml:space="preserve">DiMaggio, P. J., &amp; Powell, W. W. (1983). The iron cage revisited: Institutional isomorphism and collective rationality in organizational fields. </w:t>
+      </w:r>
+      <w:r>
+        <w:rPr>
+          <w:rFonts w:ascii="Times New Roman" w:hAnsi="Times New Roman" w:cs="Times New Roman" w:eastAsia="Times New Roman"/>
+          <w:i/>
+          <w:iCs/>
+          <w:sz w:val="22"/>
+          <w:szCs w:val="22"/>
+          <w:lang w:val="en-US" w:bidi="fa-IR"/>
+        </w:rPr>
+        <w:t xml:space="preserve">American Sociological Review, 48</w:t>
+      </w:r>
+      <w:r>
+        <w:rPr>
+          <w:rFonts w:ascii="Times New Roman" w:hAnsi="Times New Roman" w:cs="Times New Roman" w:eastAsia="Times New Roman"/>
+          <w:sz w:val="22"/>
+          <w:szCs w:val="22"/>
+          <w:lang w:val="en-US" w:bidi="fa-IR"/>
+        </w:rPr>
+        <w:t xml:space="preserve">(2), 147–160. https://doi.org/10.2307/2095101</w:t>
+      </w:r>
+    </w:p>
+    <w:p>
+      <w:pPr>
+        <w:spacing w:before="0" w:after="40" w:line="240" w:lineRule="auto"/>
+        <w:ind w:left="567" w:hanging="567"/>
         <w:jc w:val="left"/>
       </w:pPr>
       <w:r>
         <w:rPr>
           <w:rFonts w:ascii="Times New Roman" w:hAnsi="Times New Roman" w:cs="Times New Roman" w:eastAsia="Times New Roman"/>
-          <w:sz w:val="24"/>
-          <w:szCs w:val="24"/>
-          <w:lang w:val="en-US" w:bidi="fa-IR"/>
-        </w:rPr>
-        <w:t xml:space="preserve">Fornell, C., &amp; Larcker, D. F. (1981). Evaluating structural equation models with unobservable variables and measurement error. //Journal of Marketing Research, 18//(1), 39–50. https://doi.org/10.1177/002224378101800104</w:t>
-      </w:r>
-    </w:p>
-    <w:p>
-      <w:pPr>
-        <w:spacing w:before="0" w:after="30" w:line="240" w:lineRule="auto"/>
+          <w:sz w:val="22"/>
+          <w:szCs w:val="22"/>
+          <w:lang w:val="en-US" w:bidi="fa-IR"/>
+        </w:rPr>
+        <w:t xml:space="preserve">Fornell, C., &amp; Larcker, D. F. (1981). Evaluating structural equation models with unobservable variables and measurement error. </w:t>
+      </w:r>
+      <w:r>
+        <w:rPr>
+          <w:rFonts w:ascii="Times New Roman" w:hAnsi="Times New Roman" w:cs="Times New Roman" w:eastAsia="Times New Roman"/>
+          <w:i/>
+          <w:iCs/>
+          <w:sz w:val="22"/>
+          <w:szCs w:val="22"/>
+          <w:lang w:val="en-US" w:bidi="fa-IR"/>
+        </w:rPr>
+        <w:t xml:space="preserve">Journal of Marketing Research, 18</w:t>
+      </w:r>
+      <w:r>
+        <w:rPr>
+          <w:rFonts w:ascii="Times New Roman" w:hAnsi="Times New Roman" w:cs="Times New Roman" w:eastAsia="Times New Roman"/>
+          <w:sz w:val="22"/>
+          <w:szCs w:val="22"/>
+          <w:lang w:val="en-US" w:bidi="fa-IR"/>
+        </w:rPr>
+        <w:t xml:space="preserve">(1), 39–50. https://doi.org/10.1177/002224378101800104</w:t>
+      </w:r>
+    </w:p>
+    <w:p>
+      <w:pPr>
+        <w:spacing w:before="0" w:after="40" w:line="240" w:lineRule="auto"/>
+        <w:ind w:left="567" w:hanging="567"/>
         <w:jc w:val="left"/>
       </w:pPr>
       <w:r>
         <w:rPr>
           <w:rFonts w:ascii="Times New Roman" w:hAnsi="Times New Roman" w:cs="Times New Roman" w:eastAsia="Times New Roman"/>
-          <w:sz w:val="24"/>
-          <w:szCs w:val="24"/>
-          <w:lang w:val="en-US" w:bidi="fa-IR"/>
-        </w:rPr>
-        <w:t xml:space="preserve">Greenwood, R., Raynard, M., Kodeih, F., Micelotta, E. R., &amp; Lounsbury, M. (2011). Institutional complexity and organizational responses. //Academy of Management Annals, 5//(1), 317–371. https://doi.org/10.1080/19416520.2011.590299</w:t>
-      </w:r>
-    </w:p>
-    <w:p>
-      <w:pPr>
-        <w:spacing w:before="0" w:after="30" w:line="240" w:lineRule="auto"/>
+          <w:sz w:val="22"/>
+          <w:szCs w:val="22"/>
+          <w:lang w:val="en-US" w:bidi="fa-IR"/>
+        </w:rPr>
+        <w:t xml:space="preserve">Greenwood, R., Raynard, M., Kodeih, F., Micelotta, E. R., &amp; Lounsbury, M. (2011). Institutional complexity and organizational responses. </w:t>
+      </w:r>
+      <w:r>
+        <w:rPr>
+          <w:rFonts w:ascii="Times New Roman" w:hAnsi="Times New Roman" w:cs="Times New Roman" w:eastAsia="Times New Roman"/>
+          <w:i/>
+          <w:iCs/>
+          <w:sz w:val="22"/>
+          <w:szCs w:val="22"/>
+          <w:lang w:val="en-US" w:bidi="fa-IR"/>
+        </w:rPr>
+        <w:t xml:space="preserve">Academy of Management Annals, 5</w:t>
+      </w:r>
+      <w:r>
+        <w:rPr>
+          <w:rFonts w:ascii="Times New Roman" w:hAnsi="Times New Roman" w:cs="Times New Roman" w:eastAsia="Times New Roman"/>
+          <w:sz w:val="22"/>
+          <w:szCs w:val="22"/>
+          <w:lang w:val="en-US" w:bidi="fa-IR"/>
+        </w:rPr>
+        <w:t xml:space="preserve">(1), 317–371. https://doi.org/10.1080/19416520.2011.590299</w:t>
+      </w:r>
+    </w:p>
+    <w:p>
+      <w:pPr>
+        <w:spacing w:before="0" w:after="40" w:line="240" w:lineRule="auto"/>
+        <w:ind w:left="567" w:hanging="567"/>
         <w:jc w:val="left"/>
       </w:pPr>
       <w:r>
         <w:rPr>
           <w:rFonts w:ascii="Times New Roman" w:hAnsi="Times New Roman" w:cs="Times New Roman" w:eastAsia="Times New Roman"/>
-          <w:sz w:val="24"/>
-          <w:szCs w:val="24"/>
-          <w:lang w:val="en-US" w:bidi="fa-IR"/>
-        </w:rPr>
-        <w:t xml:space="preserve">Hayes, A. F. (2015). An index and test of linear moderated mediation. //Multivariate Behavioral Research, 50//(1), 1–22. https://doi.org/10.1080/00273171.2014.962683</w:t>
-      </w:r>
-    </w:p>
-    <w:p>
-      <w:pPr>
-        <w:spacing w:before="0" w:after="30" w:line="240" w:lineRule="auto"/>
+          <w:sz w:val="22"/>
+          <w:szCs w:val="22"/>
+          <w:lang w:val="en-US" w:bidi="fa-IR"/>
+        </w:rPr>
+        <w:t xml:space="preserve">Hayes, A. F. (2015). An index and test of linear moderated mediation. </w:t>
+      </w:r>
+      <w:r>
+        <w:rPr>
+          <w:rFonts w:ascii="Times New Roman" w:hAnsi="Times New Roman" w:cs="Times New Roman" w:eastAsia="Times New Roman"/>
+          <w:i/>
+          <w:iCs/>
+          <w:sz w:val="22"/>
+          <w:szCs w:val="22"/>
+          <w:lang w:val="en-US" w:bidi="fa-IR"/>
+        </w:rPr>
+        <w:t xml:space="preserve">Multivariate Behavioral Research, 50</w:t>
+      </w:r>
+      <w:r>
+        <w:rPr>
+          <w:rFonts w:ascii="Times New Roman" w:hAnsi="Times New Roman" w:cs="Times New Roman" w:eastAsia="Times New Roman"/>
+          <w:sz w:val="22"/>
+          <w:szCs w:val="22"/>
+          <w:lang w:val="en-US" w:bidi="fa-IR"/>
+        </w:rPr>
+        <w:t xml:space="preserve">(1), 1–22. https://doi.org/10.1080/00273171.2014.962683</w:t>
+      </w:r>
+    </w:p>
+    <w:p>
+      <w:pPr>
+        <w:spacing w:before="0" w:after="40" w:line="240" w:lineRule="auto"/>
+        <w:ind w:left="567" w:hanging="567"/>
         <w:jc w:val="left"/>
       </w:pPr>
       <w:r>
         <w:rPr>
           <w:rFonts w:ascii="Times New Roman" w:hAnsi="Times New Roman" w:cs="Times New Roman" w:eastAsia="Times New Roman"/>
-          <w:sz w:val="24"/>
-          <w:szCs w:val="24"/>
-          <w:lang w:val="en-US" w:bidi="fa-IR"/>
-        </w:rPr>
-        <w:t xml:space="preserve">Henseler, J., Ringle, C. M., &amp; Sarstedt, M. (2015). A new criterion for assessing discriminant validity in variance-based structural equation modeling. //Journal of the Academy of Marketing Science, 43//(1), 115–135. https://doi.org/10.1007/s11747-014-0403-8</w:t>
-      </w:r>
-    </w:p>
-    <w:p>
-      <w:pPr>
-        <w:spacing w:before="0" w:after="30" w:line="240" w:lineRule="auto"/>
+          <w:sz w:val="22"/>
+          <w:szCs w:val="22"/>
+          <w:lang w:val="en-US" w:bidi="fa-IR"/>
+        </w:rPr>
+        <w:t xml:space="preserve">Henseler, J., Ringle, C. M., &amp; Sarstedt, M. (2015). A new criterion for assessing discriminant validity in variance-based structural equation modeling. </w:t>
+      </w:r>
+      <w:r>
+        <w:rPr>
+          <w:rFonts w:ascii="Times New Roman" w:hAnsi="Times New Roman" w:cs="Times New Roman" w:eastAsia="Times New Roman"/>
+          <w:i/>
+          <w:iCs/>
+          <w:sz w:val="22"/>
+          <w:szCs w:val="22"/>
+          <w:lang w:val="en-US" w:bidi="fa-IR"/>
+        </w:rPr>
+        <w:t xml:space="preserve">Journal of the Academy of Marketing Science, 43</w:t>
+      </w:r>
+      <w:r>
+        <w:rPr>
+          <w:rFonts w:ascii="Times New Roman" w:hAnsi="Times New Roman" w:cs="Times New Roman" w:eastAsia="Times New Roman"/>
+          <w:sz w:val="22"/>
+          <w:szCs w:val="22"/>
+          <w:lang w:val="en-US" w:bidi="fa-IR"/>
+        </w:rPr>
+        <w:t xml:space="preserve">(1), 115–135. https://doi.org/10.1007/s11747-014-0403-8</w:t>
+      </w:r>
+    </w:p>
+    <w:p>
+      <w:pPr>
+        <w:spacing w:before="0" w:after="40" w:line="240" w:lineRule="auto"/>
+        <w:ind w:left="567" w:hanging="567"/>
         <w:jc w:val="left"/>
       </w:pPr>
       <w:r>
         <w:rPr>
           <w:rFonts w:ascii="Times New Roman" w:hAnsi="Times New Roman" w:cs="Times New Roman" w:eastAsia="Times New Roman"/>
-          <w:sz w:val="24"/>
-          <w:szCs w:val="24"/>
-          <w:lang w:val="en-US" w:bidi="fa-IR"/>
-        </w:rPr>
-        <w:t xml:space="preserve">Hu, L., &amp; Bentler, P. M. (1999). Cutoff criteria for fit indexes in covariance structure analysis: Conventional criteria versus new alternatives. //Structural Equation Modeling, 6//(1), 1–55. https://doi.org/10.1080/10705519909540118</w:t>
-      </w:r>
-    </w:p>
-    <w:p>
-      <w:pPr>
-        <w:spacing w:before="0" w:after="30" w:line="240" w:lineRule="auto"/>
+          <w:sz w:val="22"/>
+          <w:szCs w:val="22"/>
+          <w:lang w:val="en-US" w:bidi="fa-IR"/>
+        </w:rPr>
+        <w:t xml:space="preserve">Hu, L., &amp; Bentler, P. M. (1999). Cutoff criteria for fit indexes in covariance structure analysis: Conventional criteria versus new alternatives. </w:t>
+      </w:r>
+      <w:r>
+        <w:rPr>
+          <w:rFonts w:ascii="Times New Roman" w:hAnsi="Times New Roman" w:cs="Times New Roman" w:eastAsia="Times New Roman"/>
+          <w:i/>
+          <w:iCs/>
+          <w:sz w:val="22"/>
+          <w:szCs w:val="22"/>
+          <w:lang w:val="en-US" w:bidi="fa-IR"/>
+        </w:rPr>
+        <w:t xml:space="preserve">Structural Equation Modeling, 6</w:t>
+      </w:r>
+      <w:r>
+        <w:rPr>
+          <w:rFonts w:ascii="Times New Roman" w:hAnsi="Times New Roman" w:cs="Times New Roman" w:eastAsia="Times New Roman"/>
+          <w:sz w:val="22"/>
+          <w:szCs w:val="22"/>
+          <w:lang w:val="en-US" w:bidi="fa-IR"/>
+        </w:rPr>
+        <w:t xml:space="preserve">(1), 1–55. https://doi.org/10.1080/10705519909540118</w:t>
+      </w:r>
+    </w:p>
+    <w:p>
+      <w:pPr>
+        <w:spacing w:before="0" w:after="40" w:line="240" w:lineRule="auto"/>
+        <w:ind w:left="567" w:hanging="567"/>
         <w:jc w:val="left"/>
       </w:pPr>
       <w:r>
         <w:rPr>
           <w:rFonts w:ascii="Times New Roman" w:hAnsi="Times New Roman" w:cs="Times New Roman" w:eastAsia="Times New Roman"/>
-          <w:sz w:val="24"/>
-          <w:szCs w:val="24"/>
-          <w:lang w:val="en-US" w:bidi="fa-IR"/>
-        </w:rPr>
-        <w:t xml:space="preserve">Igolkina, A. A., &amp; Meshcheryakov, G. (2020). semopy: A Python package for structural equation modeling. //Structural Equation Modeling, 27//(6), 952–963. https://doi.org/10.1080/10705511.2019.1704289</w:t>
-      </w:r>
-    </w:p>
-    <w:p>
-      <w:pPr>
-        <w:spacing w:before="0" w:after="30" w:line="240" w:lineRule="auto"/>
+          <w:sz w:val="22"/>
+          <w:szCs w:val="22"/>
+          <w:lang w:val="en-US" w:bidi="fa-IR"/>
+        </w:rPr>
+        <w:t xml:space="preserve">Igolkina, A. A., &amp; Meshcheryakov, G. (2020). semopy: A Python package for structural equation modeling. </w:t>
+      </w:r>
+      <w:r>
+        <w:rPr>
+          <w:rFonts w:ascii="Times New Roman" w:hAnsi="Times New Roman" w:cs="Times New Roman" w:eastAsia="Times New Roman"/>
+          <w:i/>
+          <w:iCs/>
+          <w:sz w:val="22"/>
+          <w:szCs w:val="22"/>
+          <w:lang w:val="en-US" w:bidi="fa-IR"/>
+        </w:rPr>
+        <w:t xml:space="preserve">Structural Equation Modeling, 27</w:t>
+      </w:r>
+      <w:r>
+        <w:rPr>
+          <w:rFonts w:ascii="Times New Roman" w:hAnsi="Times New Roman" w:cs="Times New Roman" w:eastAsia="Times New Roman"/>
+          <w:sz w:val="22"/>
+          <w:szCs w:val="22"/>
+          <w:lang w:val="en-US" w:bidi="fa-IR"/>
+        </w:rPr>
+        <w:t xml:space="preserve">(6), 952–963. https://doi.org/10.1080/10705511.2019.1704289</w:t>
+      </w:r>
+    </w:p>
+    <w:p>
+      <w:pPr>
+        <w:spacing w:before="0" w:after="40" w:line="240" w:lineRule="auto"/>
+        <w:ind w:left="567" w:hanging="567"/>
         <w:jc w:val="left"/>
       </w:pPr>
       <w:r>
         <w:rPr>
           <w:rFonts w:ascii="Times New Roman" w:hAnsi="Times New Roman" w:cs="Times New Roman" w:eastAsia="Times New Roman"/>
-          <w:sz w:val="24"/>
-          <w:szCs w:val="24"/>
-          <w:lang w:val="en-US" w:bidi="fa-IR"/>
-        </w:rPr>
-        <w:t xml:space="preserve">Kostova, T., &amp; Roth, K. (2002). Adoption of an organizational practice by subsidiaries of multinational corporations: Institutional and relational effects. //Academy of Management Journal, 45//(1), 215–233. https://doi.org/10.5465/3069293</w:t>
-      </w:r>
-    </w:p>
-    <w:p>
-      <w:pPr>
-        <w:spacing w:before="0" w:after="30" w:line="240" w:lineRule="auto"/>
+          <w:sz w:val="22"/>
+          <w:szCs w:val="22"/>
+          <w:lang w:val="en-US" w:bidi="fa-IR"/>
+        </w:rPr>
+        <w:t xml:space="preserve">Kostova, T., &amp; Roth, K. (2002). Adoption of an organizational practice by subsidiaries of multinational corporations: Institutional and relational effects. </w:t>
+      </w:r>
+      <w:r>
+        <w:rPr>
+          <w:rFonts w:ascii="Times New Roman" w:hAnsi="Times New Roman" w:cs="Times New Roman" w:eastAsia="Times New Roman"/>
+          <w:i/>
+          <w:iCs/>
+          <w:sz w:val="22"/>
+          <w:szCs w:val="22"/>
+          <w:lang w:val="en-US" w:bidi="fa-IR"/>
+        </w:rPr>
+        <w:t xml:space="preserve">Academy of Management Journal, 45</w:t>
+      </w:r>
+      <w:r>
+        <w:rPr>
+          <w:rFonts w:ascii="Times New Roman" w:hAnsi="Times New Roman" w:cs="Times New Roman" w:eastAsia="Times New Roman"/>
+          <w:sz w:val="22"/>
+          <w:szCs w:val="22"/>
+          <w:lang w:val="en-US" w:bidi="fa-IR"/>
+        </w:rPr>
+        <w:t xml:space="preserve">(1), 215–233. https://doi.org/10.5465/3069293</w:t>
+      </w:r>
+    </w:p>
+    <w:p>
+      <w:pPr>
+        <w:spacing w:before="0" w:after="40" w:line="240" w:lineRule="auto"/>
+        <w:ind w:left="567" w:hanging="567"/>
         <w:jc w:val="left"/>
       </w:pPr>
       <w:r>
         <w:rPr>
           <w:rFonts w:ascii="Times New Roman" w:hAnsi="Times New Roman" w:cs="Times New Roman" w:eastAsia="Times New Roman"/>
-          <w:sz w:val="24"/>
-          <w:szCs w:val="24"/>
-          <w:lang w:val="en-US" w:bidi="fa-IR"/>
-        </w:rPr>
-        <w:t xml:space="preserve">Lawshe, C. H. (1975). A quantitative approach to content validity. //Personnel Psychology, 28//(4), 563–575. https://doi.org/10.1111/j.1744-6570.1975.tb01393.x</w:t>
-      </w:r>
-    </w:p>
-    <w:p>
-      <w:pPr>
-        <w:spacing w:before="0" w:after="30" w:line="240" w:lineRule="auto"/>
+          <w:sz w:val="22"/>
+          <w:szCs w:val="22"/>
+          <w:lang w:val="en-US" w:bidi="fa-IR"/>
+        </w:rPr>
+        <w:t xml:space="preserve">Lawshe, C. H. (1975). A quantitative approach to content validity. </w:t>
+      </w:r>
+      <w:r>
+        <w:rPr>
+          <w:rFonts w:ascii="Times New Roman" w:hAnsi="Times New Roman" w:cs="Times New Roman" w:eastAsia="Times New Roman"/>
+          <w:i/>
+          <w:iCs/>
+          <w:sz w:val="22"/>
+          <w:szCs w:val="22"/>
+          <w:lang w:val="en-US" w:bidi="fa-IR"/>
+        </w:rPr>
+        <w:t xml:space="preserve">Personnel Psychology, 28</w:t>
+      </w:r>
+      <w:r>
+        <w:rPr>
+          <w:rFonts w:ascii="Times New Roman" w:hAnsi="Times New Roman" w:cs="Times New Roman" w:eastAsia="Times New Roman"/>
+          <w:sz w:val="22"/>
+          <w:szCs w:val="22"/>
+          <w:lang w:val="en-US" w:bidi="fa-IR"/>
+        </w:rPr>
+        <w:t xml:space="preserve">(4), 563–575. https://doi.org/10.1111/j.1744-6570.1975.tb01393.x</w:t>
+      </w:r>
+    </w:p>
+    <w:p>
+      <w:pPr>
+        <w:spacing w:before="0" w:after="40" w:line="240" w:lineRule="auto"/>
+        <w:ind w:left="567" w:hanging="567"/>
         <w:jc w:val="left"/>
       </w:pPr>
       <w:r>
         <w:rPr>
           <w:rFonts w:ascii="Times New Roman" w:hAnsi="Times New Roman" w:cs="Times New Roman" w:eastAsia="Times New Roman"/>
-          <w:sz w:val="24"/>
-          <w:szCs w:val="24"/>
-          <w:lang w:val="en-US" w:bidi="fa-IR"/>
-        </w:rPr>
-        <w:t xml:space="preserve">Little, T. D., Bovaird, J. A., &amp; Widaman, K. F. (2006). On the merits of orthogonalizing powered and product terms: Implications for modeling interactions among latent variables. //Structural Equation Modeling, 13//(4), 497–519. https://doi.org/10.1207/s15328007sem1304_1</w:t>
-      </w:r>
-    </w:p>
-    <w:p>
-      <w:pPr>
-        <w:spacing w:before="0" w:after="30" w:line="240" w:lineRule="auto"/>
+          <w:sz w:val="22"/>
+          <w:szCs w:val="22"/>
+          <w:lang w:val="en-US" w:bidi="fa-IR"/>
+        </w:rPr>
+        <w:t xml:space="preserve">Little, T. D., Bovaird, J. A., &amp; Widaman, K. F. (2006). On the merits of orthogonalizing powered and product terms: Implications for modeling interactions among latent variables. </w:t>
+      </w:r>
+      <w:r>
+        <w:rPr>
+          <w:rFonts w:ascii="Times New Roman" w:hAnsi="Times New Roman" w:cs="Times New Roman" w:eastAsia="Times New Roman"/>
+          <w:i/>
+          <w:iCs/>
+          <w:sz w:val="22"/>
+          <w:szCs w:val="22"/>
+          <w:lang w:val="en-US" w:bidi="fa-IR"/>
+        </w:rPr>
+        <w:t xml:space="preserve">Structural Equation Modeling, 13</w:t>
+      </w:r>
+      <w:r>
+        <w:rPr>
+          <w:rFonts w:ascii="Times New Roman" w:hAnsi="Times New Roman" w:cs="Times New Roman" w:eastAsia="Times New Roman"/>
+          <w:sz w:val="22"/>
+          <w:szCs w:val="22"/>
+          <w:lang w:val="en-US" w:bidi="fa-IR"/>
+        </w:rPr>
+        <w:t xml:space="preserve">(4), 497–519. https://doi.org/10.1207/s15328007sem1304_1</w:t>
+      </w:r>
+    </w:p>
+    <w:p>
+      <w:pPr>
+        <w:spacing w:before="0" w:after="40" w:line="240" w:lineRule="auto"/>
+        <w:ind w:left="567" w:hanging="567"/>
         <w:jc w:val="left"/>
       </w:pPr>
       <w:r>
         <w:rPr>
           <w:rFonts w:ascii="Times New Roman" w:hAnsi="Times New Roman" w:cs="Times New Roman" w:eastAsia="Times New Roman"/>
-          <w:sz w:val="24"/>
-          <w:szCs w:val="24"/>
-          <w:lang w:val="en-US" w:bidi="fa-IR"/>
-        </w:rPr>
-        <w:t xml:space="preserve">MacCallum, R. C., Browne, M. W., &amp; Sugawara, H. M. (1996). Power analysis and determination of sample size for covariance structure modeling. //Psychological Methods, 1//(2), 130–149. https://doi.org/10.1037/1082-989X.1.2.130</w:t>
-      </w:r>
-    </w:p>
-    <w:p>
-      <w:pPr>
-        <w:spacing w:before="0" w:after="30" w:line="240" w:lineRule="auto"/>
+          <w:sz w:val="22"/>
+          <w:szCs w:val="22"/>
+          <w:lang w:val="en-US" w:bidi="fa-IR"/>
+        </w:rPr>
+        <w:t xml:space="preserve">MacCallum, R. C., Browne, M. W., &amp; Sugawara, H. M. (1996). Power analysis and determination of sample size for covariance structure modeling. </w:t>
+      </w:r>
+      <w:r>
+        <w:rPr>
+          <w:rFonts w:ascii="Times New Roman" w:hAnsi="Times New Roman" w:cs="Times New Roman" w:eastAsia="Times New Roman"/>
+          <w:i/>
+          <w:iCs/>
+          <w:sz w:val="22"/>
+          <w:szCs w:val="22"/>
+          <w:lang w:val="en-US" w:bidi="fa-IR"/>
+        </w:rPr>
+        <w:t xml:space="preserve">Psychological Methods, 1</w:t>
+      </w:r>
+      <w:r>
+        <w:rPr>
+          <w:rFonts w:ascii="Times New Roman" w:hAnsi="Times New Roman" w:cs="Times New Roman" w:eastAsia="Times New Roman"/>
+          <w:sz w:val="22"/>
+          <w:szCs w:val="22"/>
+          <w:lang w:val="en-US" w:bidi="fa-IR"/>
+        </w:rPr>
+        <w:t xml:space="preserve">(2), 130–149. https://doi.org/10.1037/1082-989X.1.2.130</w:t>
+      </w:r>
+    </w:p>
+    <w:p>
+      <w:pPr>
+        <w:spacing w:before="0" w:after="40" w:line="240" w:lineRule="auto"/>
+        <w:ind w:left="567" w:hanging="567"/>
         <w:jc w:val="left"/>
       </w:pPr>
       <w:r>
         <w:rPr>
           <w:rFonts w:ascii="Times New Roman" w:hAnsi="Times New Roman" w:cs="Times New Roman" w:eastAsia="Times New Roman"/>
-          <w:sz w:val="24"/>
-          <w:szCs w:val="24"/>
-          <w:lang w:val="en-US" w:bidi="fa-IR"/>
-        </w:rPr>
-        <w:t xml:space="preserve">Marsh, H. W., Wen, Z., &amp; Hau, K.-T. (2004). Structural equation models of latent interactions: Evaluation of alternative estimation strategies and indicator construction. //Psychological Methods, 9//(3), 275–300. https://doi.org/10.1037/1082-989X.9.3.275</w:t>
-      </w:r>
-    </w:p>
-    <w:p>
-      <w:pPr>
-        <w:spacing w:before="0" w:after="30" w:line="240" w:lineRule="auto"/>
+          <w:sz w:val="22"/>
+          <w:szCs w:val="22"/>
+          <w:lang w:val="en-US" w:bidi="fa-IR"/>
+        </w:rPr>
+        <w:t xml:space="preserve">Marsh, H. W., Wen, Z., &amp; Hau, K.-T. (2004). Structural equation models of latent interactions: Evaluation of alternative estimation strategies and indicator construction. </w:t>
+      </w:r>
+      <w:r>
+        <w:rPr>
+          <w:rFonts w:ascii="Times New Roman" w:hAnsi="Times New Roman" w:cs="Times New Roman" w:eastAsia="Times New Roman"/>
+          <w:i/>
+          <w:iCs/>
+          <w:sz w:val="22"/>
+          <w:szCs w:val="22"/>
+          <w:lang w:val="en-US" w:bidi="fa-IR"/>
+        </w:rPr>
+        <w:t xml:space="preserve">Psychological Methods, 9</w:t>
+      </w:r>
+      <w:r>
+        <w:rPr>
+          <w:rFonts w:ascii="Times New Roman" w:hAnsi="Times New Roman" w:cs="Times New Roman" w:eastAsia="Times New Roman"/>
+          <w:sz w:val="22"/>
+          <w:szCs w:val="22"/>
+          <w:lang w:val="en-US" w:bidi="fa-IR"/>
+        </w:rPr>
+        <w:t xml:space="preserve">(3), 275–300. https://doi.org/10.1037/1082-989X.9.3.275</w:t>
+      </w:r>
+    </w:p>
+    <w:p>
+      <w:pPr>
+        <w:spacing w:before="0" w:after="40" w:line="240" w:lineRule="auto"/>
+        <w:ind w:left="567" w:hanging="567"/>
         <w:jc w:val="left"/>
       </w:pPr>
       <w:r>
         <w:rPr>
           <w:rFonts w:ascii="Times New Roman" w:hAnsi="Times New Roman" w:cs="Times New Roman" w:eastAsia="Times New Roman"/>
-          <w:sz w:val="24"/>
-          <w:szCs w:val="24"/>
-          <w:lang w:val="en-US" w:bidi="fa-IR"/>
-        </w:rPr>
-        <w:t xml:space="preserve">Meyer, J. W., &amp; Rowan, B. (1977). Institutionalized organizations: Formal structure as myth and ceremony. //American Journal of Sociology, 83//(2), 340–363. https://doi.org/10.1086/226550</w:t>
-      </w:r>
-    </w:p>
-    <w:p>
-      <w:pPr>
-        <w:spacing w:before="0" w:after="30" w:line="240" w:lineRule="auto"/>
+          <w:sz w:val="22"/>
+          <w:szCs w:val="22"/>
+          <w:lang w:val="en-US" w:bidi="fa-IR"/>
+        </w:rPr>
+        <w:t xml:space="preserve">Meyer, J. W., &amp; Rowan, B. (1977). Institutionalized organizations: Formal structure as myth and ceremony. </w:t>
+      </w:r>
+      <w:r>
+        <w:rPr>
+          <w:rFonts w:ascii="Times New Roman" w:hAnsi="Times New Roman" w:cs="Times New Roman" w:eastAsia="Times New Roman"/>
+          <w:i/>
+          <w:iCs/>
+          <w:sz w:val="22"/>
+          <w:szCs w:val="22"/>
+          <w:lang w:val="en-US" w:bidi="fa-IR"/>
+        </w:rPr>
+        <w:t xml:space="preserve">American Journal of Sociology, 83</w:t>
+      </w:r>
+      <w:r>
+        <w:rPr>
+          <w:rFonts w:ascii="Times New Roman" w:hAnsi="Times New Roman" w:cs="Times New Roman" w:eastAsia="Times New Roman"/>
+          <w:sz w:val="22"/>
+          <w:szCs w:val="22"/>
+          <w:lang w:val="en-US" w:bidi="fa-IR"/>
+        </w:rPr>
+        <w:t xml:space="preserve">(2), 340–363. https://doi.org/10.1086/226550</w:t>
+      </w:r>
+    </w:p>
+    <w:p>
+      <w:pPr>
+        <w:spacing w:before="0" w:after="40" w:line="240" w:lineRule="auto"/>
+        <w:ind w:left="567" w:hanging="567"/>
         <w:jc w:val="left"/>
       </w:pPr>
       <w:r>
         <w:rPr>
           <w:rFonts w:ascii="Times New Roman" w:hAnsi="Times New Roman" w:cs="Times New Roman" w:eastAsia="Times New Roman"/>
-          <w:sz w:val="24"/>
-          <w:szCs w:val="24"/>
-          <w:lang w:val="en-US" w:bidi="fa-IR"/>
-        </w:rPr>
-        <w:t xml:space="preserve">Mizruchi, M. S., &amp; Fein, L. C. (1999). The social construction of organizational knowledge: A study of the uses of coercive, mimetic, and normative isomorphism. //Administrative Science Quarterly, 44//(4), 653–683. https://doi.org/10.2307/2667051</w:t>
-      </w:r>
-    </w:p>
-    <w:p>
-      <w:pPr>
-        <w:spacing w:before="0" w:after="30" w:line="240" w:lineRule="auto"/>
+          <w:sz w:val="22"/>
+          <w:szCs w:val="22"/>
+          <w:lang w:val="en-US" w:bidi="fa-IR"/>
+        </w:rPr>
+        <w:t xml:space="preserve">Mizruchi, M. S., &amp; Fein, L. C. (1999). The social construction of organizational knowledge: A study of the uses of coercive, mimetic, and normative isomorphism. </w:t>
+      </w:r>
+      <w:r>
+        <w:rPr>
+          <w:rFonts w:ascii="Times New Roman" w:hAnsi="Times New Roman" w:cs="Times New Roman" w:eastAsia="Times New Roman"/>
+          <w:i/>
+          <w:iCs/>
+          <w:sz w:val="22"/>
+          <w:szCs w:val="22"/>
+          <w:lang w:val="en-US" w:bidi="fa-IR"/>
+        </w:rPr>
+        <w:t xml:space="preserve">Administrative Science Quarterly, 44</w:t>
+      </w:r>
+      <w:r>
+        <w:rPr>
+          <w:rFonts w:ascii="Times New Roman" w:hAnsi="Times New Roman" w:cs="Times New Roman" w:eastAsia="Times New Roman"/>
+          <w:sz w:val="22"/>
+          <w:szCs w:val="22"/>
+          <w:lang w:val="en-US" w:bidi="fa-IR"/>
+        </w:rPr>
+        <w:t xml:space="preserve">(4), 653–683. https://doi.org/10.2307/2667051</w:t>
+      </w:r>
+    </w:p>
+    <w:p>
+      <w:pPr>
+        <w:spacing w:before="0" w:after="40" w:line="240" w:lineRule="auto"/>
+        <w:ind w:left="567" w:hanging="567"/>
         <w:jc w:val="left"/>
       </w:pPr>
       <w:r>
         <w:rPr>
           <w:rFonts w:ascii="Times New Roman" w:hAnsi="Times New Roman" w:cs="Times New Roman" w:eastAsia="Times New Roman"/>
-          <w:sz w:val="24"/>
-          <w:szCs w:val="24"/>
-          <w:lang w:val="en-US" w:bidi="fa-IR"/>
-        </w:rPr>
-        <w:t xml:space="preserve">Modell, S. (2009). Institutional research on performance measurement and management in the public sector accounting literature: A review and assessment. //Financial Accountability &amp; Management, 25//(3), 277–303. https://doi.org/10.1111/j.1468-0408.2009.00478.x</w:t>
-      </w:r>
-    </w:p>
-    <w:p>
-      <w:pPr>
-        <w:spacing w:before="0" w:after="30" w:line="240" w:lineRule="auto"/>
+          <w:sz w:val="22"/>
+          <w:szCs w:val="22"/>
+          <w:lang w:val="en-US" w:bidi="fa-IR"/>
+        </w:rPr>
+        <w:t xml:space="preserve">Modell, S. (2009). Institutional research on performance measurement and management in the public sector accounting literature: A review and assessment. </w:t>
+      </w:r>
+      <w:r>
+        <w:rPr>
+          <w:rFonts w:ascii="Times New Roman" w:hAnsi="Times New Roman" w:cs="Times New Roman" w:eastAsia="Times New Roman"/>
+          <w:i/>
+          <w:iCs/>
+          <w:sz w:val="22"/>
+          <w:szCs w:val="22"/>
+          <w:lang w:val="en-US" w:bidi="fa-IR"/>
+        </w:rPr>
+        <w:t xml:space="preserve">Financial Accountability &amp; Management, 25</w:t>
+      </w:r>
+      <w:r>
+        <w:rPr>
+          <w:rFonts w:ascii="Times New Roman" w:hAnsi="Times New Roman" w:cs="Times New Roman" w:eastAsia="Times New Roman"/>
+          <w:sz w:val="22"/>
+          <w:szCs w:val="22"/>
+          <w:lang w:val="en-US" w:bidi="fa-IR"/>
+        </w:rPr>
+        <w:t xml:space="preserve">(3), 277–303. https://doi.org/10.1111/j.1468-0408.2009.00478.x</w:t>
+      </w:r>
+    </w:p>
+    <w:p>
+      <w:pPr>
+        <w:spacing w:before="0" w:after="40" w:line="240" w:lineRule="auto"/>
+        <w:ind w:left="567" w:hanging="567"/>
         <w:jc w:val="left"/>
       </w:pPr>
       <w:r>
         <w:rPr>
           <w:rFonts w:ascii="Times New Roman" w:hAnsi="Times New Roman" w:cs="Times New Roman" w:eastAsia="Times New Roman"/>
-          <w:sz w:val="24"/>
-          <w:szCs w:val="24"/>
-          <w:lang w:val="en-US" w:bidi="fa-IR"/>
-        </w:rPr>
-        <w:t xml:space="preserve">Moore, M. H. (1995). //Creating public value: Strategic management in government//. Cambridge, MA: Harvard University Press.</w:t>
-      </w:r>
-    </w:p>
-    <w:p>
-      <w:pPr>
-        <w:spacing w:before="0" w:after="30" w:line="240" w:lineRule="auto"/>
+          <w:sz w:val="22"/>
+          <w:szCs w:val="22"/>
+          <w:lang w:val="en-US" w:bidi="fa-IR"/>
+        </w:rPr>
+        <w:t xml:space="preserve">Moore, M. H. (1995). </w:t>
+      </w:r>
+      <w:r>
+        <w:rPr>
+          <w:rFonts w:ascii="Times New Roman" w:hAnsi="Times New Roman" w:cs="Times New Roman" w:eastAsia="Times New Roman"/>
+          <w:i/>
+          <w:iCs/>
+          <w:sz w:val="22"/>
+          <w:szCs w:val="22"/>
+          <w:lang w:val="en-US" w:bidi="fa-IR"/>
+        </w:rPr>
+        <w:t xml:space="preserve">Creating public value: Strategic management in government</w:t>
+      </w:r>
+      <w:r>
+        <w:rPr>
+          <w:rFonts w:ascii="Times New Roman" w:hAnsi="Times New Roman" w:cs="Times New Roman" w:eastAsia="Times New Roman"/>
+          <w:sz w:val="22"/>
+          <w:szCs w:val="22"/>
+          <w:lang w:val="en-US" w:bidi="fa-IR"/>
+        </w:rPr>
+        <w:t xml:space="preserve">. Cambridge, MA: Harvard University Press.</w:t>
+      </w:r>
+    </w:p>
+    <w:p>
+      <w:pPr>
+        <w:spacing w:before="0" w:after="40" w:line="240" w:lineRule="auto"/>
+        <w:ind w:left="567" w:hanging="567"/>
         <w:jc w:val="left"/>
       </w:pPr>
       <w:r>
         <w:rPr>
           <w:rFonts w:ascii="Times New Roman" w:hAnsi="Times New Roman" w:cs="Times New Roman" w:eastAsia="Times New Roman"/>
-          <w:sz w:val="24"/>
-          <w:szCs w:val="24"/>
-          <w:lang w:val="en-US" w:bidi="fa-IR"/>
-        </w:rPr>
-        <w:t xml:space="preserve">Moynihan, D. P. (2008). //The dynamics of performance management: Constructing information and reform//. Washington, DC: Georgetown University Press.</w:t>
-      </w:r>
-    </w:p>
-    <w:p>
-      <w:pPr>
-        <w:spacing w:before="0" w:after="30" w:line="240" w:lineRule="auto"/>
+          <w:sz w:val="22"/>
+          <w:szCs w:val="22"/>
+          <w:lang w:val="en-US" w:bidi="fa-IR"/>
+        </w:rPr>
+        <w:t xml:space="preserve">Moynihan, D. P. (2008). </w:t>
+      </w:r>
+      <w:r>
+        <w:rPr>
+          <w:rFonts w:ascii="Times New Roman" w:hAnsi="Times New Roman" w:cs="Times New Roman" w:eastAsia="Times New Roman"/>
+          <w:i/>
+          <w:iCs/>
+          <w:sz w:val="22"/>
+          <w:szCs w:val="22"/>
+          <w:lang w:val="en-US" w:bidi="fa-IR"/>
+        </w:rPr>
+        <w:t xml:space="preserve">The dynamics of performance management: Constructing information and reform</w:t>
+      </w:r>
+      <w:r>
+        <w:rPr>
+          <w:rFonts w:ascii="Times New Roman" w:hAnsi="Times New Roman" w:cs="Times New Roman" w:eastAsia="Times New Roman"/>
+          <w:sz w:val="22"/>
+          <w:szCs w:val="22"/>
+          <w:lang w:val="en-US" w:bidi="fa-IR"/>
+        </w:rPr>
+        <w:t xml:space="preserve">. Washington, DC: Georgetown University Press.</w:t>
+      </w:r>
+    </w:p>
+    <w:p>
+      <w:pPr>
+        <w:spacing w:before="0" w:after="40" w:line="240" w:lineRule="auto"/>
+        <w:ind w:left="567" w:hanging="567"/>
         <w:jc w:val="left"/>
       </w:pPr>
       <w:r>
         <w:rPr>
           <w:rFonts w:ascii="Times New Roman" w:hAnsi="Times New Roman" w:cs="Times New Roman" w:eastAsia="Times New Roman"/>
-          <w:sz w:val="24"/>
-          <w:szCs w:val="24"/>
-          <w:lang w:val="en-US" w:bidi="fa-IR"/>
-        </w:rPr>
-        <w:t xml:space="preserve">Moynihan, D. P., &amp; Pandey, S. K. (2010). The big question for performance management: Why do managers use performance information? //Journal of Public Administration Research and Theory, 20//(4), 849–866. https://doi.org/10.1093/jopart/muq004</w:t>
-      </w:r>
-    </w:p>
-    <w:p>
-      <w:pPr>
-        <w:spacing w:before="0" w:after="30" w:line="240" w:lineRule="auto"/>
+          <w:sz w:val="22"/>
+          <w:szCs w:val="22"/>
+          <w:lang w:val="en-US" w:bidi="fa-IR"/>
+        </w:rPr>
+        <w:t xml:space="preserve">Moynihan, D. P., &amp; Pandey, S. K. (2010). The big question for performance management: Why do managers use performance information? </w:t>
+      </w:r>
+      <w:r>
+        <w:rPr>
+          <w:rFonts w:ascii="Times New Roman" w:hAnsi="Times New Roman" w:cs="Times New Roman" w:eastAsia="Times New Roman"/>
+          <w:i/>
+          <w:iCs/>
+          <w:sz w:val="22"/>
+          <w:szCs w:val="22"/>
+          <w:lang w:val="en-US" w:bidi="fa-IR"/>
+        </w:rPr>
+        <w:t xml:space="preserve">Journal of Public Administration Research and Theory, 20</w:t>
+      </w:r>
+      <w:r>
+        <w:rPr>
+          <w:rFonts w:ascii="Times New Roman" w:hAnsi="Times New Roman" w:cs="Times New Roman" w:eastAsia="Times New Roman"/>
+          <w:sz w:val="22"/>
+          <w:szCs w:val="22"/>
+          <w:lang w:val="en-US" w:bidi="fa-IR"/>
+        </w:rPr>
+        <w:t xml:space="preserve">(4), 849–866. https://doi.org/10.1093/jopart/muq004</w:t>
+      </w:r>
+    </w:p>
+    <w:p>
+      <w:pPr>
+        <w:spacing w:before="0" w:after="40" w:line="240" w:lineRule="auto"/>
+        <w:ind w:left="567" w:hanging="567"/>
         <w:jc w:val="left"/>
       </w:pPr>
       <w:r>
         <w:rPr>
           <w:rFonts w:ascii="Times New Roman" w:hAnsi="Times New Roman" w:cs="Times New Roman" w:eastAsia="Times New Roman"/>
-          <w:sz w:val="24"/>
-          <w:szCs w:val="24"/>
-          <w:lang w:val="en-US" w:bidi="fa-IR"/>
-        </w:rPr>
-        <w:t xml:space="preserve">Oliver, C. (1991). Strategic responses to institutional processes. //Academy of Management Review, 16//(1), 145–179. https://doi.org/10.5465/amr.1991.4279002</w:t>
-      </w:r>
-    </w:p>
-    <w:p>
-      <w:pPr>
-        <w:spacing w:before="0" w:after="30" w:line="240" w:lineRule="auto"/>
+          <w:sz w:val="22"/>
+          <w:szCs w:val="22"/>
+          <w:lang w:val="en-US" w:bidi="fa-IR"/>
+        </w:rPr>
+        <w:t xml:space="preserve">Oliver, C. (1991). Strategic responses to institutional processes. </w:t>
+      </w:r>
+      <w:r>
+        <w:rPr>
+          <w:rFonts w:ascii="Times New Roman" w:hAnsi="Times New Roman" w:cs="Times New Roman" w:eastAsia="Times New Roman"/>
+          <w:i/>
+          <w:iCs/>
+          <w:sz w:val="22"/>
+          <w:szCs w:val="22"/>
+          <w:lang w:val="en-US" w:bidi="fa-IR"/>
+        </w:rPr>
+        <w:t xml:space="preserve">Academy of Management Review, 16</w:t>
+      </w:r>
+      <w:r>
+        <w:rPr>
+          <w:rFonts w:ascii="Times New Roman" w:hAnsi="Times New Roman" w:cs="Times New Roman" w:eastAsia="Times New Roman"/>
+          <w:sz w:val="22"/>
+          <w:szCs w:val="22"/>
+          <w:lang w:val="en-US" w:bidi="fa-IR"/>
+        </w:rPr>
+        <w:t xml:space="preserve">(1), 145–179. https://doi.org/10.5465/amr.1991.4279002</w:t>
+      </w:r>
+    </w:p>
+    <w:p>
+      <w:pPr>
+        <w:spacing w:before="0" w:after="40" w:line="240" w:lineRule="auto"/>
+        <w:ind w:left="567" w:hanging="567"/>
         <w:jc w:val="left"/>
       </w:pPr>
       <w:r>
         <w:rPr>
           <w:rFonts w:ascii="Times New Roman" w:hAnsi="Times New Roman" w:cs="Times New Roman" w:eastAsia="Times New Roman"/>
-          <w:sz w:val="24"/>
-          <w:szCs w:val="24"/>
-          <w:lang w:val="en-US" w:bidi="fa-IR"/>
-        </w:rPr>
-        <w:t xml:space="preserve">Pina, V., Torres, L., &amp; Yetano, A. (2009). Accrual accounting in EU local governments: One method, several approaches. //European Accounting Review, 18//(4), 765–807. https://doi.org/10.1080/09638180902863792</w:t>
-      </w:r>
-    </w:p>
-    <w:p>
-      <w:pPr>
-        <w:spacing w:before="0" w:after="30" w:line="240" w:lineRule="auto"/>
+          <w:sz w:val="22"/>
+          <w:szCs w:val="22"/>
+          <w:lang w:val="en-US" w:bidi="fa-IR"/>
+        </w:rPr>
+        <w:t xml:space="preserve">Pina, V., Torres, L., &amp; Yetano, A. (2009). Accrual accounting in EU local governments: One method, several approaches. </w:t>
+      </w:r>
+      <w:r>
+        <w:rPr>
+          <w:rFonts w:ascii="Times New Roman" w:hAnsi="Times New Roman" w:cs="Times New Roman" w:eastAsia="Times New Roman"/>
+          <w:i/>
+          <w:iCs/>
+          <w:sz w:val="22"/>
+          <w:szCs w:val="22"/>
+          <w:lang w:val="en-US" w:bidi="fa-IR"/>
+        </w:rPr>
+        <w:t xml:space="preserve">European Accounting Review, 18</w:t>
+      </w:r>
+      <w:r>
+        <w:rPr>
+          <w:rFonts w:ascii="Times New Roman" w:hAnsi="Times New Roman" w:cs="Times New Roman" w:eastAsia="Times New Roman"/>
+          <w:sz w:val="22"/>
+          <w:szCs w:val="22"/>
+          <w:lang w:val="en-US" w:bidi="fa-IR"/>
+        </w:rPr>
+        <w:t xml:space="preserve">(4), 765–807. https://doi.org/10.1080/09638180902863792</w:t>
+      </w:r>
+    </w:p>
+    <w:p>
+      <w:pPr>
+        <w:spacing w:before="0" w:after="40" w:line="240" w:lineRule="auto"/>
+        <w:ind w:left="567" w:hanging="567"/>
         <w:jc w:val="left"/>
       </w:pPr>
       <w:r>
         <w:rPr>
           <w:rFonts w:ascii="Times New Roman" w:hAnsi="Times New Roman" w:cs="Times New Roman" w:eastAsia="Times New Roman"/>
-          <w:sz w:val="24"/>
-          <w:szCs w:val="24"/>
-          <w:lang w:val="en-US" w:bidi="fa-IR"/>
-        </w:rPr>
-        <w:t xml:space="preserve">Pollitt, C., &amp; Bouckaert, G. (2017). //Public management reform: A comparative analysis – into the age of austerity// (4th ed.). Oxford, UK: Oxford University Press.</w:t>
-      </w:r>
-    </w:p>
-    <w:p>
-      <w:pPr>
-        <w:spacing w:before="0" w:after="30" w:line="240" w:lineRule="auto"/>
+          <w:sz w:val="22"/>
+          <w:szCs w:val="22"/>
+          <w:lang w:val="en-US" w:bidi="fa-IR"/>
+        </w:rPr>
+        <w:t xml:space="preserve">Pollitt, C., &amp; Bouckaert, G. (2017). </w:t>
+      </w:r>
+      <w:r>
+        <w:rPr>
+          <w:rFonts w:ascii="Times New Roman" w:hAnsi="Times New Roman" w:cs="Times New Roman" w:eastAsia="Times New Roman"/>
+          <w:i/>
+          <w:iCs/>
+          <w:sz w:val="22"/>
+          <w:szCs w:val="22"/>
+          <w:lang w:val="en-US" w:bidi="fa-IR"/>
+        </w:rPr>
+        <w:t xml:space="preserve">Public management reform: A comparative analysis – into the age of austerity</w:t>
+      </w:r>
+      <w:r>
+        <w:rPr>
+          <w:rFonts w:ascii="Times New Roman" w:hAnsi="Times New Roman" w:cs="Times New Roman" w:eastAsia="Times New Roman"/>
+          <w:sz w:val="22"/>
+          <w:szCs w:val="22"/>
+          <w:lang w:val="en-US" w:bidi="fa-IR"/>
+        </w:rPr>
+        <w:t xml:space="preserve"> (4th ed.). Oxford, UK: Oxford University Press.</w:t>
+      </w:r>
+    </w:p>
+    <w:p>
+      <w:pPr>
+        <w:spacing w:before="0" w:after="40" w:line="240" w:lineRule="auto"/>
+        <w:ind w:left="567" w:hanging="567"/>
         <w:jc w:val="left"/>
       </w:pPr>
       <w:r>
         <w:rPr>
           <w:rFonts w:ascii="Times New Roman" w:hAnsi="Times New Roman" w:cs="Times New Roman" w:eastAsia="Times New Roman"/>
-          <w:sz w:val="24"/>
-          <w:szCs w:val="24"/>
-          <w:lang w:val="en-US" w:bidi="fa-IR"/>
-        </w:rPr>
-        <w:t xml:space="preserve">Preacher, K. J., &amp; Hayes, A. F. (2008). Asymptotic and resampling strategies for assessing and comparing indirect effects in multiple mediator models. //Behavior Research Methods, 40//(3), 879–891. https://doi.org/10.3758/BRM.40.3.879</w:t>
-      </w:r>
-    </w:p>
-    <w:p>
-      <w:pPr>
-        <w:spacing w:before="0" w:after="30" w:line="240" w:lineRule="auto"/>
+          <w:sz w:val="22"/>
+          <w:szCs w:val="22"/>
+          <w:lang w:val="en-US" w:bidi="fa-IR"/>
+        </w:rPr>
+        <w:t xml:space="preserve">Preacher, K. J., &amp; Hayes, A. F. (2008). Asymptotic and resampling strategies for assessing and comparing indirect effects in multiple mediator models. </w:t>
+      </w:r>
+      <w:r>
+        <w:rPr>
+          <w:rFonts w:ascii="Times New Roman" w:hAnsi="Times New Roman" w:cs="Times New Roman" w:eastAsia="Times New Roman"/>
+          <w:i/>
+          <w:iCs/>
+          <w:sz w:val="22"/>
+          <w:szCs w:val="22"/>
+          <w:lang w:val="en-US" w:bidi="fa-IR"/>
+        </w:rPr>
+        <w:t xml:space="preserve">Behavior Research Methods, 40</w:t>
+      </w:r>
+      <w:r>
+        <w:rPr>
+          <w:rFonts w:ascii="Times New Roman" w:hAnsi="Times New Roman" w:cs="Times New Roman" w:eastAsia="Times New Roman"/>
+          <w:sz w:val="22"/>
+          <w:szCs w:val="22"/>
+          <w:lang w:val="en-US" w:bidi="fa-IR"/>
+        </w:rPr>
+        <w:t xml:space="preserve">(3), 879–891. https://doi.org/10.3758/BRM.40.3.879</w:t>
+      </w:r>
+    </w:p>
+    <w:p>
+      <w:pPr>
+        <w:spacing w:before="0" w:after="40" w:line="240" w:lineRule="auto"/>
+        <w:ind w:left="567" w:hanging="567"/>
         <w:jc w:val="left"/>
       </w:pPr>
       <w:r>
         <w:rPr>
           <w:rFonts w:ascii="Times New Roman" w:hAnsi="Times New Roman" w:cs="Times New Roman" w:eastAsia="Times New Roman"/>
-          <w:sz w:val="24"/>
-          <w:szCs w:val="24"/>
-          <w:lang w:val="en-US" w:bidi="fa-IR"/>
-        </w:rPr>
-        <w:t xml:space="preserve">Scott, W. R. (2014). //Institutions and organizations: Ideas, interests, and identities// (4th ed.). Thousand Oaks, CA: Sage.</w:t>
-      </w:r>
-    </w:p>
-    <w:p>
-      <w:pPr>
-        <w:spacing w:before="0" w:after="30" w:line="240" w:lineRule="auto"/>
+          <w:sz w:val="22"/>
+          <w:szCs w:val="22"/>
+          <w:lang w:val="en-US" w:bidi="fa-IR"/>
+        </w:rPr>
+        <w:t xml:space="preserve">Scott, W. R. (2014). </w:t>
+      </w:r>
+      <w:r>
+        <w:rPr>
+          <w:rFonts w:ascii="Times New Roman" w:hAnsi="Times New Roman" w:cs="Times New Roman" w:eastAsia="Times New Roman"/>
+          <w:i/>
+          <w:iCs/>
+          <w:sz w:val="22"/>
+          <w:szCs w:val="22"/>
+          <w:lang w:val="en-US" w:bidi="fa-IR"/>
+        </w:rPr>
+        <w:t xml:space="preserve">Institutions and organizations: Ideas, interests, and identities</w:t>
+      </w:r>
+      <w:r>
+        <w:rPr>
+          <w:rFonts w:ascii="Times New Roman" w:hAnsi="Times New Roman" w:cs="Times New Roman" w:eastAsia="Times New Roman"/>
+          <w:sz w:val="22"/>
+          <w:szCs w:val="22"/>
+          <w:lang w:val="en-US" w:bidi="fa-IR"/>
+        </w:rPr>
+        <w:t xml:space="preserve"> (4th ed.). Thousand Oaks, CA: Sage.</w:t>
+      </w:r>
+    </w:p>
+    <w:p>
+      <w:pPr>
+        <w:spacing w:before="0" w:after="40" w:line="240" w:lineRule="auto"/>
+        <w:ind w:left="567" w:hanging="567"/>
         <w:jc w:val="left"/>
       </w:pPr>
       <w:r>
         <w:rPr>
           <w:rFonts w:ascii="Times New Roman" w:hAnsi="Times New Roman" w:cs="Times New Roman" w:eastAsia="Times New Roman"/>
-          <w:sz w:val="24"/>
-          <w:szCs w:val="24"/>
-          <w:lang w:val="en-US" w:bidi="fa-IR"/>
-        </w:rPr>
-        <w:t xml:space="preserve">Spurk, D., Hirschi, A., Wang, M., Valero, D., &amp; Kauffeld, S. (2020). Latent profile analysis: A review and “how to” guide of its application within vocational behavior research. //Journal of Vocational Behavior, 120//, 103445. https://doi.org/10.1016/j.jvb.2020.103445</w:t>
-      </w:r>
-    </w:p>
-    <w:p>
-      <w:pPr>
-        <w:spacing w:before="0" w:after="30" w:line="240" w:lineRule="auto"/>
+          <w:sz w:val="22"/>
+          <w:szCs w:val="22"/>
+          <w:lang w:val="en-US" w:bidi="fa-IR"/>
+        </w:rPr>
+        <w:t xml:space="preserve">Spurk, D., Hirschi, A., Wang, M., Valero, D., &amp; Kauffeld, S. (2020). Latent profile analysis: A review and “how to” guide of its application within vocational behavior research. </w:t>
+      </w:r>
+      <w:r>
+        <w:rPr>
+          <w:rFonts w:ascii="Times New Roman" w:hAnsi="Times New Roman" w:cs="Times New Roman" w:eastAsia="Times New Roman"/>
+          <w:i/>
+          <w:iCs/>
+          <w:sz w:val="22"/>
+          <w:szCs w:val="22"/>
+          <w:lang w:val="en-US" w:bidi="fa-IR"/>
+        </w:rPr>
+        <w:t xml:space="preserve">Journal of Vocational Behavior, 120</w:t>
+      </w:r>
+      <w:r>
+        <w:rPr>
+          <w:rFonts w:ascii="Times New Roman" w:hAnsi="Times New Roman" w:cs="Times New Roman" w:eastAsia="Times New Roman"/>
+          <w:sz w:val="22"/>
+          <w:szCs w:val="22"/>
+          <w:lang w:val="en-US" w:bidi="fa-IR"/>
+        </w:rPr>
+        <w:t xml:space="preserve">, 103445. https://doi.org/10.1016/j.jvb.2020.103445</w:t>
+      </w:r>
+    </w:p>
+    <w:p>
+      <w:pPr>
+        <w:spacing w:before="0" w:after="40" w:line="240" w:lineRule="auto"/>
+        <w:ind w:left="567" w:hanging="567"/>
         <w:jc w:val="left"/>
       </w:pPr>
       <w:r>
         <w:rPr>
           <w:rFonts w:ascii="Times New Roman" w:hAnsi="Times New Roman" w:cs="Times New Roman" w:eastAsia="Times New Roman"/>
-          <w:sz w:val="24"/>
-          <w:szCs w:val="24"/>
-          <w:lang w:val="en-US" w:bidi="fa-IR"/>
-        </w:rPr>
-        <w:t xml:space="preserve">Teo, H. H., Wei, K. K., &amp; Benbasat, I. (2003). Predicting intention to adopt interorganizational linkages: An institutional perspective. //MIS Quarterly, 27//(1), 19–49. https://doi.org/10.2307/30036518</w:t>
+          <w:sz w:val="22"/>
+          <w:szCs w:val="22"/>
+          <w:lang w:val="en-US" w:bidi="fa-IR"/>
+        </w:rPr>
+        <w:t xml:space="preserve">Teo, H. H., Wei, K. K., &amp; Benbasat, I. (2003). Predicting intention to adopt interorganizational linkages: An institutional perspective. </w:t>
+      </w:r>
+      <w:r>
+        <w:rPr>
+          <w:rFonts w:ascii="Times New Roman" w:hAnsi="Times New Roman" w:cs="Times New Roman" w:eastAsia="Times New Roman"/>
+          <w:i/>
+          <w:iCs/>
+          <w:sz w:val="22"/>
+          <w:szCs w:val="22"/>
+          <w:lang w:val="en-US" w:bidi="fa-IR"/>
+        </w:rPr>
+        <w:t xml:space="preserve">MIS Quarterly, 27</w:t>
+      </w:r>
+      <w:r>
+        <w:rPr>
+          <w:rFonts w:ascii="Times New Roman" w:hAnsi="Times New Roman" w:cs="Times New Roman" w:eastAsia="Times New Roman"/>
+          <w:sz w:val="22"/>
+          <w:szCs w:val="22"/>
+          <w:lang w:val="en-US" w:bidi="fa-IR"/>
+        </w:rPr>
+        <w:t xml:space="preserve">(1), 19–49. https://doi.org/10.2307/30036518</w:t>
       </w:r>
     </w:p>
     <w:sectPr>

--- a/gov_paper/deliverables/Paper2_FA_Pressure_Configuration.docx
+++ b/gov_paper/deliverables/Paper2_FA_Pressure_Configuration.docx
@@ -5410,13 +5410,23 @@
     </w:p>
     <w:p>
       <w:pPr>
+        <w:sectPr>
+          <w:footerReference w:type="default" r:id="rIdFooter"/>
+          <w:pgSz w:w="11906" w:h="16838"/>
+          <w:pgMar w:top="1417" w:right="1417" w:bottom="1417" w:left="1417" w:header="708" w:footer="708" w:gutter="0"/>
+          <w:bidi/>
+        </w:sectPr>
+      </w:pPr>
+    </w:p>
+    <w:p>
+      <w:pPr>
         <w:keepNext/>
         <w:jc w:val="center"/>
       </w:pPr>
       <w:r>
         <w:drawing>
           <wp:inline distT="0" distB="0" distL="0" distR="0">
-            <wp:extent cx="5580000" cy="2950961"/>
+            <wp:extent cx="8460000" cy="5717793"/>
             <wp:docPr id="2" name="Figure 2"/>
             <a:graphic xmlns:a="http://schemas.openxmlformats.org/drawingml/2006/main">
               <a:graphicData uri="http://schemas.openxmlformats.org/drawingml/2006/picture">
@@ -5434,7 +5444,7 @@
                   <pic:spPr>
                     <a:xfrm>
                       <a:off x="0" y="0"/>
-                      <a:ext cx="5580000" cy="2950961"/>
+                      <a:ext cx="8460000" cy="5717793"/>
                     </a:xfrm>
                     <a:prstGeom prst="rect">
                       <a:avLst/>
@@ -5462,8 +5472,18 @@
           <w:szCs w:val="20"/>
           <w:lang w:val="en-US" w:bidi="fa-IR"/>
         </w:rPr>
-        <w:t xml:space="preserve">شکل ۲. مدل برآوردشده (ضرایب استاندارد؛ ∗ معنادار در سطح ۰٫۰۵، ∗∗ سطح ۰٫۰۱، ∗∗∗ سطح ۰٫۰۰۱)</w:t>
-      </w:r>
+        <w:t xml:space="preserve">شکل ۲. مدل برآوردشده با همهٔ گویه‌ها: بارهای عاملی استاندارد (λ) و ضرایب مسیر استاندارد (β) (∗ p&lt;۰٫۰۵، ∗∗ p&lt;۰٫۰۱، ∗∗∗ p&lt;۰٫۰۰۱)</w:t>
+      </w:r>
+    </w:p>
+    <w:p>
+      <w:pPr>
+        <w:sectPr>
+          <w:footerReference w:type="default" r:id="rIdFooter"/>
+          <w:pgSz w:w="16838" w:h="11906" w:orient="landscape"/>
+          <w:pgMar w:top="1000" w:right="1000" w:bottom="1000" w:left="1000" w:header="708" w:footer="708" w:gutter="0"/>
+          <w:bidi/>
+        </w:sectPr>
+      </w:pPr>
     </w:p>
     <w:p>
       <w:pPr>
